--- a/resume/DavidEdwards-Resume.docx
+++ b/resume/DavidEdwards-Resume.docx
@@ -49,12 +49,6 @@
           <w:rFonts w:ascii="Times New Roman" w:hAnsi="Times New Roman" w:cs="Times New Roman"/>
         </w:rPr>
       </w:pPr>
-      <w:r>
-        <w:rPr>
-          <w:rFonts w:ascii="Times New Roman" w:hAnsi="Times New Roman" w:cs="Times New Roman"/>
-        </w:rPr>
-        <w:t xml:space="preserve">14123 Yukon Ave, </w:t>
-      </w:r>
       <w:r>
         <w:rPr>
           <w:rFonts w:ascii="Times New Roman" w:hAnsi="Times New Roman" w:cs="Times New Roman"/>
@@ -282,14 +276,7 @@
         <w:rPr>
           <w:rFonts w:ascii="Times New Roman" w:hAnsi="Times New Roman" w:cs="Times New Roman"/>
         </w:rPr>
-        <w:t xml:space="preserve">ccomplished Software Engineer who holds </w:t>
-      </w:r>
-      <w:proofErr w:type="gramStart"/>
-      <w:r>
-        <w:rPr>
-          <w:rFonts w:ascii="Times New Roman" w:hAnsi="Times New Roman" w:cs="Times New Roman"/>
-        </w:rPr>
-        <w:t>Bachelor’s Degree</w:t>
+        <w:t>ccomplished Software Engineer who holds Bachelor’s Degree</w:t>
       </w:r>
       <w:r>
         <w:rPr>
@@ -301,14 +288,7 @@
         <w:rPr>
           <w:rFonts w:ascii="Times New Roman" w:hAnsi="Times New Roman" w:cs="Times New Roman"/>
         </w:rPr>
-        <w:t>Computer Science</w:t>
-      </w:r>
-      <w:proofErr w:type="gramEnd"/>
-      <w:r>
-        <w:rPr>
-          <w:rFonts w:ascii="Times New Roman" w:hAnsi="Times New Roman" w:cs="Times New Roman"/>
-        </w:rPr>
-        <w:t xml:space="preserve"> from </w:t>
+        <w:t xml:space="preserve">Computer Science from </w:t>
       </w:r>
       <w:r>
         <w:rPr>
@@ -1013,14 +993,14 @@
           <w:rFonts w:ascii="Times New Roman" w:hAnsi="Times New Roman" w:cs="Times New Roman"/>
           <w:b/>
         </w:rPr>
-        <w:t>Rogerson Aircraft Corporation, Irvine, CA                                                                                        Oct 2025</w:t>
-      </w:r>
-      <w:r>
-        <w:rPr>
-          <w:rFonts w:ascii="Times New Roman" w:hAnsi="Times New Roman" w:cs="Times New Roman"/>
-          <w:b/>
-        </w:rPr>
-        <w:t xml:space="preserve"> – Current</w:t>
+        <w:t xml:space="preserve">Rogerson Aircraft Corporation, Irvine, CA                                                                                    Oct 2025 – </w:t>
+      </w:r>
+      <w:r>
+        <w:rPr>
+          <w:rFonts w:ascii="Times New Roman" w:hAnsi="Times New Roman" w:cs="Times New Roman"/>
+          <w:b/>
+        </w:rPr>
+        <w:t>Aug 2026</w:t>
       </w:r>
     </w:p>
     <w:p>
@@ -1150,7 +1130,21 @@
           <w:rFonts w:ascii="Times New Roman" w:hAnsi="Times New Roman" w:cs="Times New Roman"/>
           <w:bCs/>
         </w:rPr>
-        <w:t>Generation of Software documentation and reviews.</w:t>
+        <w:t>Unreal Engine 6, C++ created</w:t>
+      </w:r>
+      <w:r>
+        <w:rPr>
+          <w:rFonts w:ascii="Times New Roman" w:hAnsi="Times New Roman" w:cs="Times New Roman"/>
+          <w:bCs/>
+        </w:rPr>
+        <w:t xml:space="preserve"> 3-D</w:t>
+      </w:r>
+      <w:r>
+        <w:rPr>
+          <w:rFonts w:ascii="Times New Roman" w:hAnsi="Times New Roman" w:cs="Times New Roman"/>
+          <w:bCs/>
+        </w:rPr>
+        <w:t xml:space="preserve"> Maps and Charts application for pilot to interact and view flight visual data.</w:t>
       </w:r>
     </w:p>
     <w:p>
@@ -1171,7 +1165,7 @@
           <w:rFonts w:ascii="Times New Roman" w:hAnsi="Times New Roman" w:cs="Times New Roman"/>
           <w:bCs/>
         </w:rPr>
-        <w:t>Ensure all regulatory agency and contractual guidelines related to software development are</w:t>
+        <w:t>C++, Qt created a Maps server using Map Tiler data that integrated into the UE Map application.</w:t>
       </w:r>
     </w:p>
     <w:p>
@@ -1192,7 +1186,105 @@
           <w:rFonts w:ascii="Times New Roman" w:hAnsi="Times New Roman" w:cs="Times New Roman"/>
           <w:bCs/>
         </w:rPr>
-        <w:t>followed.</w:t>
+        <w:t xml:space="preserve">Upgraded legacy </w:t>
+      </w:r>
+      <w:r>
+        <w:rPr>
+          <w:rFonts w:ascii="Times New Roman" w:hAnsi="Times New Roman" w:cs="Times New Roman"/>
+          <w:bCs/>
+        </w:rPr>
+        <w:t xml:space="preserve">C </w:t>
+      </w:r>
+      <w:r>
+        <w:rPr>
+          <w:rFonts w:ascii="Times New Roman" w:hAnsi="Times New Roman" w:cs="Times New Roman"/>
+          <w:bCs/>
+        </w:rPr>
+        <w:t xml:space="preserve">/ OpenGL </w:t>
+      </w:r>
+      <w:r>
+        <w:rPr>
+          <w:rFonts w:ascii="Times New Roman" w:hAnsi="Times New Roman" w:cs="Times New Roman"/>
+          <w:bCs/>
+        </w:rPr>
+        <w:t>code</w:t>
+      </w:r>
+      <w:r>
+        <w:rPr>
+          <w:rFonts w:ascii="Times New Roman" w:hAnsi="Times New Roman" w:cs="Times New Roman"/>
+          <w:bCs/>
+        </w:rPr>
+        <w:t>bases</w:t>
+      </w:r>
+      <w:r>
+        <w:rPr>
+          <w:rFonts w:ascii="Times New Roman" w:hAnsi="Times New Roman" w:cs="Times New Roman"/>
+          <w:bCs/>
+        </w:rPr>
+        <w:t xml:space="preserve"> </w:t>
+      </w:r>
+      <w:r>
+        <w:rPr>
+          <w:rFonts w:ascii="Times New Roman" w:hAnsi="Times New Roman" w:cs="Times New Roman"/>
+          <w:bCs/>
+        </w:rPr>
+        <w:t xml:space="preserve">of Bell 412/429, </w:t>
+      </w:r>
+      <w:r>
+        <w:rPr>
+          <w:rFonts w:ascii="Times New Roman" w:hAnsi="Times New Roman" w:cs="Times New Roman"/>
+          <w:bCs/>
+        </w:rPr>
+        <w:t>Sikorsky UH-60 Black Hawk</w:t>
+      </w:r>
+      <w:r>
+        <w:rPr>
+          <w:rFonts w:ascii="Times New Roman" w:hAnsi="Times New Roman" w:cs="Times New Roman"/>
+          <w:bCs/>
+        </w:rPr>
+        <w:t xml:space="preserve"> aircraft Primary Flight Display (PFD) </w:t>
+      </w:r>
+      <w:r>
+        <w:rPr>
+          <w:rFonts w:ascii="Times New Roman" w:hAnsi="Times New Roman" w:cs="Times New Roman"/>
+          <w:bCs/>
+        </w:rPr>
+        <w:t xml:space="preserve">to </w:t>
+      </w:r>
+      <w:r>
+        <w:rPr>
+          <w:rFonts w:ascii="Times New Roman" w:hAnsi="Times New Roman" w:cs="Times New Roman"/>
+          <w:bCs/>
+        </w:rPr>
+        <w:t xml:space="preserve">Scalar Graphics on </w:t>
+      </w:r>
+      <w:r>
+        <w:rPr>
+          <w:rFonts w:ascii="Times New Roman" w:hAnsi="Times New Roman" w:cs="Times New Roman"/>
+          <w:bCs/>
+        </w:rPr>
+        <w:t xml:space="preserve">4K </w:t>
+      </w:r>
+      <w:r>
+        <w:rPr>
+          <w:rFonts w:ascii="Times New Roman" w:hAnsi="Times New Roman" w:cs="Times New Roman"/>
+          <w:bCs/>
+        </w:rPr>
+        <w:t xml:space="preserve">LED for display in </w:t>
+      </w:r>
+      <w:r>
+        <w:rPr>
+          <w:rFonts w:ascii="Times New Roman" w:hAnsi="Times New Roman" w:cs="Times New Roman"/>
+          <w:bCs/>
+        </w:rPr>
+        <w:t xml:space="preserve">aircraft </w:t>
+      </w:r>
+      <w:r>
+        <w:rPr>
+          <w:rFonts w:ascii="Times New Roman" w:hAnsi="Times New Roman" w:cs="Times New Roman"/>
+          <w:bCs/>
+        </w:rPr>
+        <w:t>cockpit.</w:t>
       </w:r>
     </w:p>
     <w:p>
@@ -1213,7 +1305,49 @@
           <w:rFonts w:ascii="Times New Roman" w:hAnsi="Times New Roman" w:cs="Times New Roman"/>
           <w:bCs/>
         </w:rPr>
-        <w:t>Project status reporting as required.</w:t>
+        <w:t>Managed</w:t>
+      </w:r>
+      <w:r>
+        <w:rPr>
+          <w:rFonts w:ascii="Times New Roman" w:hAnsi="Times New Roman" w:cs="Times New Roman"/>
+          <w:bCs/>
+        </w:rPr>
+        <w:t xml:space="preserve"> </w:t>
+      </w:r>
+      <w:r>
+        <w:rPr>
+          <w:rFonts w:ascii="Times New Roman" w:hAnsi="Times New Roman" w:cs="Times New Roman"/>
+          <w:bCs/>
+        </w:rPr>
+        <w:t>A429-BAST </w:t>
+      </w:r>
+      <w:r>
+        <w:rPr>
+          <w:rFonts w:ascii="Times New Roman" w:hAnsi="Times New Roman" w:cs="Times New Roman"/>
+          <w:bCs/>
+        </w:rPr>
+        <w:t xml:space="preserve">and Condor </w:t>
+      </w:r>
+      <w:r>
+        <w:rPr>
+          <w:rFonts w:ascii="Times New Roman" w:hAnsi="Times New Roman" w:cs="Times New Roman"/>
+          <w:bCs/>
+        </w:rPr>
+        <w:t>ARINC 429 Bus Analyzer and Simulation</w:t>
+      </w:r>
+      <w:r>
+        <w:rPr>
+          <w:rFonts w:ascii="Times New Roman" w:hAnsi="Times New Roman" w:cs="Times New Roman"/>
+          <w:bCs/>
+        </w:rPr>
+        <w:t xml:space="preserve"> </w:t>
+      </w:r>
+      <w:r>
+        <w:rPr>
+          <w:rFonts w:ascii="Times New Roman" w:hAnsi="Times New Roman" w:cs="Times New Roman"/>
+          <w:bCs/>
+        </w:rPr>
+        <w:t>for development, testing, and maintenance of ARINC 429 avionics systems. </w:t>
       </w:r>
     </w:p>
     <w:p>
@@ -1234,7 +1368,49 @@
           <w:rFonts w:ascii="Times New Roman" w:hAnsi="Times New Roman" w:cs="Times New Roman"/>
           <w:bCs/>
         </w:rPr>
-        <w:t>Program Responsibilities.</w:t>
+        <w:t>Generat</w:t>
+      </w:r>
+      <w:r>
+        <w:rPr>
+          <w:rFonts w:ascii="Times New Roman" w:hAnsi="Times New Roman" w:cs="Times New Roman"/>
+          <w:bCs/>
+        </w:rPr>
+        <w:t>ed</w:t>
+      </w:r>
+      <w:r>
+        <w:rPr>
+          <w:rFonts w:ascii="Times New Roman" w:hAnsi="Times New Roman" w:cs="Times New Roman"/>
+          <w:bCs/>
+        </w:rPr>
+        <w:t xml:space="preserve"> Software documentation and reviews</w:t>
+      </w:r>
+      <w:r>
+        <w:rPr>
+          <w:rFonts w:ascii="Times New Roman" w:hAnsi="Times New Roman" w:cs="Times New Roman"/>
+          <w:bCs/>
+        </w:rPr>
+        <w:t xml:space="preserve"> for </w:t>
+      </w:r>
+      <w:r>
+        <w:rPr>
+          <w:rFonts w:ascii="Times New Roman" w:hAnsi="Times New Roman" w:cs="Times New Roman"/>
+          <w:bCs/>
+        </w:rPr>
+        <w:t>DO-178</w:t>
+      </w:r>
+      <w:r>
+        <w:rPr>
+          <w:rFonts w:ascii="Times New Roman" w:hAnsi="Times New Roman" w:cs="Times New Roman"/>
+          <w:bCs/>
+        </w:rPr>
+        <w:t>, DO-254, DO-330</w:t>
+      </w:r>
+      <w:r>
+        <w:rPr>
+          <w:rFonts w:ascii="Times New Roman" w:hAnsi="Times New Roman" w:cs="Times New Roman"/>
+          <w:bCs/>
+        </w:rPr>
+        <w:t xml:space="preserve"> FAA compliance.</w:t>
       </w:r>
     </w:p>
     <w:p>
@@ -1255,7 +1431,35 @@
           <w:rFonts w:ascii="Times New Roman" w:hAnsi="Times New Roman" w:cs="Times New Roman"/>
           <w:bCs/>
         </w:rPr>
-        <w:t>Design, Development, Integration.</w:t>
+        <w:t>Ensure</w:t>
+      </w:r>
+      <w:r>
+        <w:rPr>
+          <w:rFonts w:ascii="Times New Roman" w:hAnsi="Times New Roman" w:cs="Times New Roman"/>
+          <w:bCs/>
+        </w:rPr>
+        <w:t>d</w:t>
+      </w:r>
+      <w:r>
+        <w:rPr>
+          <w:rFonts w:ascii="Times New Roman" w:hAnsi="Times New Roman" w:cs="Times New Roman"/>
+          <w:bCs/>
+        </w:rPr>
+        <w:t xml:space="preserve"> all regulatory agency and contractual guidelines related to software development are</w:t>
+      </w:r>
+      <w:r>
+        <w:rPr>
+          <w:rFonts w:ascii="Times New Roman" w:hAnsi="Times New Roman" w:cs="Times New Roman"/>
+          <w:bCs/>
+        </w:rPr>
+        <w:t xml:space="preserve"> </w:t>
+      </w:r>
+      <w:r>
+        <w:rPr>
+          <w:rFonts w:ascii="Times New Roman" w:hAnsi="Times New Roman" w:cs="Times New Roman"/>
+          <w:bCs/>
+        </w:rPr>
+        <w:t>followed.</w:t>
       </w:r>
     </w:p>
     <w:p>
@@ -1276,7 +1480,21 @@
           <w:rFonts w:ascii="Times New Roman" w:hAnsi="Times New Roman" w:cs="Times New Roman"/>
           <w:bCs/>
         </w:rPr>
-        <w:t>Installation Interface.</w:t>
+        <w:t>Project status reporting</w:t>
+      </w:r>
+      <w:r>
+        <w:rPr>
+          <w:rFonts w:ascii="Times New Roman" w:hAnsi="Times New Roman" w:cs="Times New Roman"/>
+          <w:bCs/>
+        </w:rPr>
+        <w:t xml:space="preserve">, </w:t>
+      </w:r>
+      <w:r>
+        <w:rPr>
+          <w:rFonts w:ascii="Times New Roman" w:hAnsi="Times New Roman" w:cs="Times New Roman"/>
+          <w:bCs/>
+        </w:rPr>
+        <w:t>Program Responsibilities.</w:t>
       </w:r>
     </w:p>
     <w:p>
@@ -1297,7 +1515,71 @@
           <w:rFonts w:ascii="Times New Roman" w:hAnsi="Times New Roman" w:cs="Times New Roman"/>
           <w:bCs/>
         </w:rPr>
-        <w:t>DO-178 Compliance Updates.</w:t>
+        <w:t>Design, Development, Integration.</w:t>
+      </w:r>
+    </w:p>
+    <w:p>
+      <w:pPr>
+        <w:pStyle w:val="ListParagraph"/>
+        <w:numPr>
+          <w:ilvl w:val="0"/>
+          <w:numId w:val="40"/>
+        </w:numPr>
+        <w:spacing w:after="0"/>
+        <w:rPr>
+          <w:rFonts w:ascii="Times New Roman" w:hAnsi="Times New Roman" w:cs="Times New Roman"/>
+          <w:bCs/>
+        </w:rPr>
+      </w:pPr>
+      <w:r>
+        <w:rPr>
+          <w:rFonts w:ascii="Times New Roman" w:hAnsi="Times New Roman" w:cs="Times New Roman"/>
+          <w:bCs/>
+        </w:rPr>
+        <w:t>Installation Interface.</w:t>
+      </w:r>
+    </w:p>
+    <w:p>
+      <w:pPr>
+        <w:pStyle w:val="ListParagraph"/>
+        <w:numPr>
+          <w:ilvl w:val="0"/>
+          <w:numId w:val="40"/>
+        </w:numPr>
+        <w:spacing w:after="0"/>
+        <w:rPr>
+          <w:rFonts w:ascii="Times New Roman" w:hAnsi="Times New Roman" w:cs="Times New Roman"/>
+          <w:bCs/>
+          <w:lang w:val="en-US"/>
+        </w:rPr>
+      </w:pPr>
+      <w:r>
+        <w:rPr>
+          <w:rFonts w:ascii="Times New Roman" w:hAnsi="Times New Roman" w:cs="Times New Roman"/>
+          <w:bCs/>
+        </w:rPr>
+        <w:t>DO-178</w:t>
+      </w:r>
+      <w:r>
+        <w:rPr>
+          <w:rFonts w:ascii="Times New Roman" w:hAnsi="Times New Roman" w:cs="Times New Roman"/>
+          <w:bCs/>
+        </w:rPr>
+        <w:t xml:space="preserve"> </w:t>
+      </w:r>
+      <w:r>
+        <w:rPr>
+          <w:rFonts w:ascii="Times New Roman" w:hAnsi="Times New Roman" w:cs="Times New Roman"/>
+          <w:bCs/>
+        </w:rPr>
+        <w:t xml:space="preserve">FAA </w:t>
+      </w:r>
+      <w:r>
+        <w:rPr>
+          <w:rFonts w:ascii="Times New Roman" w:hAnsi="Times New Roman" w:cs="Times New Roman"/>
+          <w:bCs/>
+        </w:rPr>
+        <w:t>Compliance Updates.</w:t>
       </w:r>
     </w:p>
     <w:p>
@@ -1468,6 +1750,7 @@
           <w:rFonts w:ascii="Times New Roman" w:hAnsi="Times New Roman" w:cs="Times New Roman"/>
           <w:bCs/>
         </w:rPr>
+        <w:lastRenderedPageBreak/>
         <w:t>P</w:t>
       </w:r>
       <w:r>
@@ -1519,7 +1802,6 @@
           <w:rFonts w:ascii="Times New Roman" w:hAnsi="Times New Roman" w:cs="Times New Roman"/>
           <w:bCs/>
         </w:rPr>
-        <w:lastRenderedPageBreak/>
         <w:t>M</w:t>
       </w:r>
       <w:r>
@@ -1875,12 +2157,21 @@
         </w:rPr>
         <w:t xml:space="preserve"> of </w:t>
       </w:r>
-      <w:r>
-        <w:rPr>
-          <w:rFonts w:ascii="Times New Roman" w:hAnsi="Times New Roman" w:cs="Times New Roman"/>
-          <w:bCs/>
-        </w:rPr>
-        <w:t>Non-volatile memory</w:t>
+      <w:proofErr w:type="gramStart"/>
+      <w:r>
+        <w:rPr>
+          <w:rFonts w:ascii="Times New Roman" w:hAnsi="Times New Roman" w:cs="Times New Roman"/>
+          <w:bCs/>
+        </w:rPr>
+        <w:t>Non-volatile</w:t>
+      </w:r>
+      <w:proofErr w:type="gramEnd"/>
+      <w:r>
+        <w:rPr>
+          <w:rFonts w:ascii="Times New Roman" w:hAnsi="Times New Roman" w:cs="Times New Roman"/>
+          <w:bCs/>
+        </w:rPr>
+        <w:t xml:space="preserve"> memory</w:t>
       </w:r>
       <w:r>
         <w:rPr>
@@ -3391,6 +3682,7 @@
           <w:rFonts w:ascii="Times New Roman" w:hAnsi="Times New Roman" w:cs="Times New Roman"/>
           <w:b/>
         </w:rPr>
+        <w:lastRenderedPageBreak/>
         <w:t xml:space="preserve">Python </w:t>
       </w:r>
       <w:r>
@@ -3564,7 +3856,6 @@
         <w:rPr>
           <w:rFonts w:ascii="Times New Roman" w:hAnsi="Times New Roman" w:cs="Times New Roman"/>
         </w:rPr>
-        <w:lastRenderedPageBreak/>
         <w:t xml:space="preserve">Built </w:t>
       </w:r>
       <w:r>
@@ -5286,6 +5577,7 @@
           <w:b/>
           <w:bCs/>
         </w:rPr>
+        <w:lastRenderedPageBreak/>
         <w:t>US Navy · Contract, Greater San Diego Area</w:t>
       </w:r>
       <w:r>
@@ -6430,21 +6722,7 @@
         <w:rPr>
           <w:rFonts w:ascii="Times New Roman" w:hAnsi="Times New Roman" w:cs="Times New Roman"/>
         </w:rPr>
-        <w:t xml:space="preserve">RTK and PPP-RTK data was </w:t>
-      </w:r>
-      <w:proofErr w:type="gramStart"/>
-      <w:r>
-        <w:rPr>
-          <w:rFonts w:ascii="Times New Roman" w:hAnsi="Times New Roman" w:cs="Times New Roman"/>
-        </w:rPr>
-        <w:t>analysed</w:t>
-      </w:r>
-      <w:proofErr w:type="gramEnd"/>
-      <w:r>
-        <w:rPr>
-          <w:rFonts w:ascii="Times New Roman" w:hAnsi="Times New Roman" w:cs="Times New Roman"/>
-        </w:rPr>
-        <w:t xml:space="preserve"> and accuracy compared to TCL/Tk test cases to confirm and/or determine</w:t>
+        <w:t>RTK and PPP-RTK data was analysed and accuracy compared to TCL/Tk test cases to confirm and/or determine</w:t>
       </w:r>
     </w:p>
     <w:p>
@@ -6511,19 +6789,11 @@
           <w:rFonts w:ascii="Times New Roman" w:hAnsi="Times New Roman" w:cs="Times New Roman"/>
         </w:rPr>
       </w:pPr>
-      <w:proofErr w:type="gramStart"/>
-      <w:r>
-        <w:rPr>
-          <w:rFonts w:ascii="Times New Roman" w:hAnsi="Times New Roman" w:cs="Times New Roman"/>
-        </w:rPr>
-        <w:t>The final result</w:t>
-      </w:r>
-      <w:proofErr w:type="gramEnd"/>
-      <w:r>
-        <w:rPr>
-          <w:rFonts w:ascii="Times New Roman" w:hAnsi="Times New Roman" w:cs="Times New Roman"/>
-        </w:rPr>
-        <w:t xml:space="preserve"> was successful in optimizing testing, while saving Boeing Company time and money.</w:t>
+      <w:r>
+        <w:rPr>
+          <w:rFonts w:ascii="Times New Roman" w:hAnsi="Times New Roman" w:cs="Times New Roman"/>
+        </w:rPr>
+        <w:t>The final result was successful in optimizing testing, while saving Boeing Company time and money.</w:t>
       </w:r>
     </w:p>
     <w:p>
@@ -8881,6 +9151,155 @@
     </w:lvl>
   </w:abstractNum>
   <w:abstractNum w:abstractNumId="17" w15:restartNumberingAfterBreak="0">
+    <w:nsid w:val="339357E6"/>
+    <w:multiLevelType w:val="multilevel"/>
+    <w:tmpl w:val="9B94F294"/>
+    <w:lvl w:ilvl="0">
+      <w:start w:val="1"/>
+      <w:numFmt w:val="bullet"/>
+      <w:lvlText w:val=""/>
+      <w:lvlJc w:val="left"/>
+      <w:pPr>
+        <w:tabs>
+          <w:tab w:val="num" w:pos="720"/>
+        </w:tabs>
+        <w:ind w:left="720" w:hanging="360"/>
+      </w:pPr>
+      <w:rPr>
+        <w:rFonts w:ascii="Symbol" w:hAnsi="Symbol" w:hint="default"/>
+        <w:sz w:val="20"/>
+      </w:rPr>
+    </w:lvl>
+    <w:lvl w:ilvl="1" w:tentative="1">
+      <w:start w:val="1"/>
+      <w:numFmt w:val="bullet"/>
+      <w:lvlText w:val=""/>
+      <w:lvlJc w:val="left"/>
+      <w:pPr>
+        <w:tabs>
+          <w:tab w:val="num" w:pos="1440"/>
+        </w:tabs>
+        <w:ind w:left="1440" w:hanging="360"/>
+      </w:pPr>
+      <w:rPr>
+        <w:rFonts w:ascii="Symbol" w:hAnsi="Symbol" w:hint="default"/>
+        <w:sz w:val="20"/>
+      </w:rPr>
+    </w:lvl>
+    <w:lvl w:ilvl="2" w:tentative="1">
+      <w:start w:val="1"/>
+      <w:numFmt w:val="bullet"/>
+      <w:lvlText w:val=""/>
+      <w:lvlJc w:val="left"/>
+      <w:pPr>
+        <w:tabs>
+          <w:tab w:val="num" w:pos="2160"/>
+        </w:tabs>
+        <w:ind w:left="2160" w:hanging="360"/>
+      </w:pPr>
+      <w:rPr>
+        <w:rFonts w:ascii="Symbol" w:hAnsi="Symbol" w:hint="default"/>
+        <w:sz w:val="20"/>
+      </w:rPr>
+    </w:lvl>
+    <w:lvl w:ilvl="3" w:tentative="1">
+      <w:start w:val="1"/>
+      <w:numFmt w:val="bullet"/>
+      <w:lvlText w:val=""/>
+      <w:lvlJc w:val="left"/>
+      <w:pPr>
+        <w:tabs>
+          <w:tab w:val="num" w:pos="2880"/>
+        </w:tabs>
+        <w:ind w:left="2880" w:hanging="360"/>
+      </w:pPr>
+      <w:rPr>
+        <w:rFonts w:ascii="Symbol" w:hAnsi="Symbol" w:hint="default"/>
+        <w:sz w:val="20"/>
+      </w:rPr>
+    </w:lvl>
+    <w:lvl w:ilvl="4" w:tentative="1">
+      <w:start w:val="1"/>
+      <w:numFmt w:val="bullet"/>
+      <w:lvlText w:val=""/>
+      <w:lvlJc w:val="left"/>
+      <w:pPr>
+        <w:tabs>
+          <w:tab w:val="num" w:pos="3600"/>
+        </w:tabs>
+        <w:ind w:left="3600" w:hanging="360"/>
+      </w:pPr>
+      <w:rPr>
+        <w:rFonts w:ascii="Symbol" w:hAnsi="Symbol" w:hint="default"/>
+        <w:sz w:val="20"/>
+      </w:rPr>
+    </w:lvl>
+    <w:lvl w:ilvl="5" w:tentative="1">
+      <w:start w:val="1"/>
+      <w:numFmt w:val="bullet"/>
+      <w:lvlText w:val=""/>
+      <w:lvlJc w:val="left"/>
+      <w:pPr>
+        <w:tabs>
+          <w:tab w:val="num" w:pos="4320"/>
+        </w:tabs>
+        <w:ind w:left="4320" w:hanging="360"/>
+      </w:pPr>
+      <w:rPr>
+        <w:rFonts w:ascii="Symbol" w:hAnsi="Symbol" w:hint="default"/>
+        <w:sz w:val="20"/>
+      </w:rPr>
+    </w:lvl>
+    <w:lvl w:ilvl="6" w:tentative="1">
+      <w:start w:val="1"/>
+      <w:numFmt w:val="bullet"/>
+      <w:lvlText w:val=""/>
+      <w:lvlJc w:val="left"/>
+      <w:pPr>
+        <w:tabs>
+          <w:tab w:val="num" w:pos="5040"/>
+        </w:tabs>
+        <w:ind w:left="5040" w:hanging="360"/>
+      </w:pPr>
+      <w:rPr>
+        <w:rFonts w:ascii="Symbol" w:hAnsi="Symbol" w:hint="default"/>
+        <w:sz w:val="20"/>
+      </w:rPr>
+    </w:lvl>
+    <w:lvl w:ilvl="7" w:tentative="1">
+      <w:start w:val="1"/>
+      <w:numFmt w:val="bullet"/>
+      <w:lvlText w:val=""/>
+      <w:lvlJc w:val="left"/>
+      <w:pPr>
+        <w:tabs>
+          <w:tab w:val="num" w:pos="5760"/>
+        </w:tabs>
+        <w:ind w:left="5760" w:hanging="360"/>
+      </w:pPr>
+      <w:rPr>
+        <w:rFonts w:ascii="Symbol" w:hAnsi="Symbol" w:hint="default"/>
+        <w:sz w:val="20"/>
+      </w:rPr>
+    </w:lvl>
+    <w:lvl w:ilvl="8" w:tentative="1">
+      <w:start w:val="1"/>
+      <w:numFmt w:val="bullet"/>
+      <w:lvlText w:val=""/>
+      <w:lvlJc w:val="left"/>
+      <w:pPr>
+        <w:tabs>
+          <w:tab w:val="num" w:pos="6480"/>
+        </w:tabs>
+        <w:ind w:left="6480" w:hanging="360"/>
+      </w:pPr>
+      <w:rPr>
+        <w:rFonts w:ascii="Symbol" w:hAnsi="Symbol" w:hint="default"/>
+        <w:sz w:val="20"/>
+      </w:rPr>
+    </w:lvl>
+  </w:abstractNum>
+  <w:abstractNum w:abstractNumId="18" w15:restartNumberingAfterBreak="0">
     <w:nsid w:val="363965AD"/>
     <w:multiLevelType w:val="hybridMultilevel"/>
     <w:tmpl w:val="E6F620CC"/>
@@ -8993,7 +9412,7 @@
       </w:rPr>
     </w:lvl>
   </w:abstractNum>
-  <w:abstractNum w:abstractNumId="18" w15:restartNumberingAfterBreak="0">
+  <w:abstractNum w:abstractNumId="19" w15:restartNumberingAfterBreak="0">
     <w:nsid w:val="365469A4"/>
     <w:multiLevelType w:val="hybridMultilevel"/>
     <w:tmpl w:val="0ECAAF68"/>
@@ -9106,7 +9525,7 @@
       </w:rPr>
     </w:lvl>
   </w:abstractNum>
-  <w:abstractNum w:abstractNumId="19" w15:restartNumberingAfterBreak="0">
+  <w:abstractNum w:abstractNumId="20" w15:restartNumberingAfterBreak="0">
     <w:nsid w:val="38A845F2"/>
     <w:multiLevelType w:val="hybridMultilevel"/>
     <w:tmpl w:val="4560D0F4"/>
@@ -9219,7 +9638,7 @@
       </w:rPr>
     </w:lvl>
   </w:abstractNum>
-  <w:abstractNum w:abstractNumId="20" w15:restartNumberingAfterBreak="0">
+  <w:abstractNum w:abstractNumId="21" w15:restartNumberingAfterBreak="0">
     <w:nsid w:val="399669CC"/>
     <w:multiLevelType w:val="hybridMultilevel"/>
     <w:tmpl w:val="EB3C0272"/>
@@ -9332,7 +9751,7 @@
       </w:rPr>
     </w:lvl>
   </w:abstractNum>
-  <w:abstractNum w:abstractNumId="21" w15:restartNumberingAfterBreak="0">
+  <w:abstractNum w:abstractNumId="22" w15:restartNumberingAfterBreak="0">
     <w:nsid w:val="3DC6106D"/>
     <w:multiLevelType w:val="hybridMultilevel"/>
     <w:tmpl w:val="AA086AA2"/>
@@ -9445,7 +9864,7 @@
       </w:rPr>
     </w:lvl>
   </w:abstractNum>
-  <w:abstractNum w:abstractNumId="22" w15:restartNumberingAfterBreak="0">
+  <w:abstractNum w:abstractNumId="23" w15:restartNumberingAfterBreak="0">
     <w:nsid w:val="44610864"/>
     <w:multiLevelType w:val="hybridMultilevel"/>
     <w:tmpl w:val="3A94A4B8"/>
@@ -9558,7 +9977,7 @@
       </w:rPr>
     </w:lvl>
   </w:abstractNum>
-  <w:abstractNum w:abstractNumId="23" w15:restartNumberingAfterBreak="0">
+  <w:abstractNum w:abstractNumId="24" w15:restartNumberingAfterBreak="0">
     <w:nsid w:val="49D53F16"/>
     <w:multiLevelType w:val="hybridMultilevel"/>
     <w:tmpl w:val="04184534"/>
@@ -9671,7 +10090,7 @@
       </w:rPr>
     </w:lvl>
   </w:abstractNum>
-  <w:abstractNum w:abstractNumId="24" w15:restartNumberingAfterBreak="0">
+  <w:abstractNum w:abstractNumId="25" w15:restartNumberingAfterBreak="0">
     <w:nsid w:val="4A782D11"/>
     <w:multiLevelType w:val="hybridMultilevel"/>
     <w:tmpl w:val="42F2918A"/>
@@ -9784,7 +10203,7 @@
       </w:rPr>
     </w:lvl>
   </w:abstractNum>
-  <w:abstractNum w:abstractNumId="25" w15:restartNumberingAfterBreak="0">
+  <w:abstractNum w:abstractNumId="26" w15:restartNumberingAfterBreak="0">
     <w:nsid w:val="4C33737D"/>
     <w:multiLevelType w:val="hybridMultilevel"/>
     <w:tmpl w:val="85C8E832"/>
@@ -9897,7 +10316,7 @@
       </w:rPr>
     </w:lvl>
   </w:abstractNum>
-  <w:abstractNum w:abstractNumId="26" w15:restartNumberingAfterBreak="0">
+  <w:abstractNum w:abstractNumId="27" w15:restartNumberingAfterBreak="0">
     <w:nsid w:val="4D255B8A"/>
     <w:multiLevelType w:val="hybridMultilevel"/>
     <w:tmpl w:val="243ECEA0"/>
@@ -10010,7 +10429,7 @@
       </w:rPr>
     </w:lvl>
   </w:abstractNum>
-  <w:abstractNum w:abstractNumId="27" w15:restartNumberingAfterBreak="0">
+  <w:abstractNum w:abstractNumId="28" w15:restartNumberingAfterBreak="0">
     <w:nsid w:val="520D0199"/>
     <w:multiLevelType w:val="hybridMultilevel"/>
     <w:tmpl w:val="FD8EBCF6"/>
@@ -10123,7 +10542,7 @@
       </w:rPr>
     </w:lvl>
   </w:abstractNum>
-  <w:abstractNum w:abstractNumId="28" w15:restartNumberingAfterBreak="0">
+  <w:abstractNum w:abstractNumId="29" w15:restartNumberingAfterBreak="0">
     <w:nsid w:val="579127D0"/>
     <w:multiLevelType w:val="multilevel"/>
     <w:tmpl w:val="4170F2AA"/>
@@ -10272,7 +10691,7 @@
       </w:rPr>
     </w:lvl>
   </w:abstractNum>
-  <w:abstractNum w:abstractNumId="29" w15:restartNumberingAfterBreak="0">
+  <w:abstractNum w:abstractNumId="30" w15:restartNumberingAfterBreak="0">
     <w:nsid w:val="629B318E"/>
     <w:multiLevelType w:val="hybridMultilevel"/>
     <w:tmpl w:val="39F4C0DA"/>
@@ -10385,7 +10804,7 @@
       </w:rPr>
     </w:lvl>
   </w:abstractNum>
-  <w:abstractNum w:abstractNumId="30" w15:restartNumberingAfterBreak="0">
+  <w:abstractNum w:abstractNumId="31" w15:restartNumberingAfterBreak="0">
     <w:nsid w:val="663004C2"/>
     <w:multiLevelType w:val="hybridMultilevel"/>
     <w:tmpl w:val="879E2436"/>
@@ -10498,7 +10917,7 @@
       </w:rPr>
     </w:lvl>
   </w:abstractNum>
-  <w:abstractNum w:abstractNumId="31" w15:restartNumberingAfterBreak="0">
+  <w:abstractNum w:abstractNumId="32" w15:restartNumberingAfterBreak="0">
     <w:nsid w:val="697A32F1"/>
     <w:multiLevelType w:val="hybridMultilevel"/>
     <w:tmpl w:val="F676D17C"/>
@@ -10611,7 +11030,7 @@
       </w:rPr>
     </w:lvl>
   </w:abstractNum>
-  <w:abstractNum w:abstractNumId="32" w15:restartNumberingAfterBreak="0">
+  <w:abstractNum w:abstractNumId="33" w15:restartNumberingAfterBreak="0">
     <w:nsid w:val="6AEB14EA"/>
     <w:multiLevelType w:val="hybridMultilevel"/>
     <w:tmpl w:val="F22E8CE8"/>
@@ -10724,7 +11143,7 @@
       </w:rPr>
     </w:lvl>
   </w:abstractNum>
-  <w:abstractNum w:abstractNumId="33" w15:restartNumberingAfterBreak="0">
+  <w:abstractNum w:abstractNumId="34" w15:restartNumberingAfterBreak="0">
     <w:nsid w:val="6EB3125C"/>
     <w:multiLevelType w:val="hybridMultilevel"/>
     <w:tmpl w:val="F00479A6"/>
@@ -10837,7 +11256,7 @@
       </w:rPr>
     </w:lvl>
   </w:abstractNum>
-  <w:abstractNum w:abstractNumId="34" w15:restartNumberingAfterBreak="0">
+  <w:abstractNum w:abstractNumId="35" w15:restartNumberingAfterBreak="0">
     <w:nsid w:val="759F17E4"/>
     <w:multiLevelType w:val="multilevel"/>
     <w:tmpl w:val="3C8AE176"/>
@@ -10982,7 +11401,7 @@
       </w:rPr>
     </w:lvl>
   </w:abstractNum>
-  <w:abstractNum w:abstractNumId="35" w15:restartNumberingAfterBreak="0">
+  <w:abstractNum w:abstractNumId="36" w15:restartNumberingAfterBreak="0">
     <w:nsid w:val="79197590"/>
     <w:multiLevelType w:val="hybridMultilevel"/>
     <w:tmpl w:val="0178BA12"/>
@@ -11094,7 +11513,7 @@
       </w:rPr>
     </w:lvl>
   </w:abstractNum>
-  <w:abstractNum w:abstractNumId="36" w15:restartNumberingAfterBreak="0">
+  <w:abstractNum w:abstractNumId="37" w15:restartNumberingAfterBreak="0">
     <w:nsid w:val="79977B45"/>
     <w:multiLevelType w:val="hybridMultilevel"/>
     <w:tmpl w:val="8E20CC8A"/>
@@ -11207,7 +11626,7 @@
       </w:rPr>
     </w:lvl>
   </w:abstractNum>
-  <w:abstractNum w:abstractNumId="37" w15:restartNumberingAfterBreak="0">
+  <w:abstractNum w:abstractNumId="38" w15:restartNumberingAfterBreak="0">
     <w:nsid w:val="7A0310C2"/>
     <w:multiLevelType w:val="hybridMultilevel"/>
     <w:tmpl w:val="41165C78"/>
@@ -11320,7 +11739,7 @@
       </w:rPr>
     </w:lvl>
   </w:abstractNum>
-  <w:abstractNum w:abstractNumId="38" w15:restartNumberingAfterBreak="0">
+  <w:abstractNum w:abstractNumId="39" w15:restartNumberingAfterBreak="0">
     <w:nsid w:val="7DDF2452"/>
     <w:multiLevelType w:val="hybridMultilevel"/>
     <w:tmpl w:val="105845A8"/>
@@ -11440,34 +11859,34 @@
     <w:abstractNumId w:val="4"/>
   </w:num>
   <w:num w:numId="3" w16cid:durableId="1175339118">
-    <w:abstractNumId w:val="22"/>
+    <w:abstractNumId w:val="23"/>
   </w:num>
   <w:num w:numId="4" w16cid:durableId="450788084">
-    <w:abstractNumId w:val="29"/>
+    <w:abstractNumId w:val="30"/>
   </w:num>
   <w:num w:numId="5" w16cid:durableId="1880583934">
-    <w:abstractNumId w:val="25"/>
+    <w:abstractNumId w:val="26"/>
   </w:num>
   <w:num w:numId="6" w16cid:durableId="1418746268">
-    <w:abstractNumId w:val="20"/>
+    <w:abstractNumId w:val="21"/>
   </w:num>
   <w:num w:numId="7" w16cid:durableId="878208237">
-    <w:abstractNumId w:val="33"/>
+    <w:abstractNumId w:val="34"/>
   </w:num>
   <w:num w:numId="8" w16cid:durableId="1301421577">
     <w:abstractNumId w:val="14"/>
   </w:num>
   <w:num w:numId="9" w16cid:durableId="70084122">
+    <w:abstractNumId w:val="28"/>
+  </w:num>
+  <w:num w:numId="10" w16cid:durableId="1035470534">
     <w:abstractNumId w:val="27"/>
   </w:num>
-  <w:num w:numId="10" w16cid:durableId="1035470534">
-    <w:abstractNumId w:val="26"/>
-  </w:num>
   <w:num w:numId="11" w16cid:durableId="72513129">
-    <w:abstractNumId w:val="24"/>
+    <w:abstractNumId w:val="25"/>
   </w:num>
   <w:num w:numId="12" w16cid:durableId="394937441">
-    <w:abstractNumId w:val="30"/>
+    <w:abstractNumId w:val="31"/>
   </w:num>
   <w:num w:numId="13" w16cid:durableId="484661539">
     <w:abstractNumId w:val="16"/>
@@ -11476,10 +11895,10 @@
     <w:abstractNumId w:val="11"/>
   </w:num>
   <w:num w:numId="15" w16cid:durableId="504639360">
-    <w:abstractNumId w:val="32"/>
+    <w:abstractNumId w:val="33"/>
   </w:num>
   <w:num w:numId="16" w16cid:durableId="1537431156">
-    <w:abstractNumId w:val="23"/>
+    <w:abstractNumId w:val="24"/>
   </w:num>
   <w:num w:numId="17" w16cid:durableId="803544665">
     <w:abstractNumId w:val="7"/>
@@ -11494,7 +11913,7 @@
     <w:abstractNumId w:val="8"/>
   </w:num>
   <w:num w:numId="21" w16cid:durableId="595751959">
-    <w:abstractNumId w:val="38"/>
+    <w:abstractNumId w:val="39"/>
   </w:num>
   <w:num w:numId="22" w16cid:durableId="1635715844">
     <w:abstractNumId w:val="3"/>
@@ -11506,19 +11925,19 @@
     <w:abstractNumId w:val="5"/>
   </w:num>
   <w:num w:numId="25" w16cid:durableId="1527645153">
-    <w:abstractNumId w:val="28"/>
+    <w:abstractNumId w:val="29"/>
   </w:num>
   <w:num w:numId="26" w16cid:durableId="195167158">
-    <w:abstractNumId w:val="29"/>
+    <w:abstractNumId w:val="30"/>
   </w:num>
   <w:num w:numId="27" w16cid:durableId="470563963">
-    <w:abstractNumId w:val="31"/>
+    <w:abstractNumId w:val="32"/>
   </w:num>
   <w:num w:numId="28" w16cid:durableId="1330333887">
-    <w:abstractNumId w:val="36"/>
+    <w:abstractNumId w:val="37"/>
   </w:num>
   <w:num w:numId="29" w16cid:durableId="208536552">
-    <w:abstractNumId w:val="37"/>
+    <w:abstractNumId w:val="38"/>
   </w:num>
   <w:num w:numId="30" w16cid:durableId="1698777056">
     <w:abstractNumId w:val="15"/>
@@ -11527,10 +11946,10 @@
     <w:abstractNumId w:val="13"/>
   </w:num>
   <w:num w:numId="32" w16cid:durableId="396785129">
-    <w:abstractNumId w:val="17"/>
+    <w:abstractNumId w:val="18"/>
   </w:num>
   <w:num w:numId="33" w16cid:durableId="174154267">
-    <w:abstractNumId w:val="35"/>
+    <w:abstractNumId w:val="36"/>
   </w:num>
   <w:num w:numId="34" w16cid:durableId="313460566">
     <w:abstractNumId w:val="10"/>
@@ -11539,19 +11958,22 @@
     <w:abstractNumId w:val="2"/>
   </w:num>
   <w:num w:numId="36" w16cid:durableId="1706053483">
-    <w:abstractNumId w:val="34"/>
+    <w:abstractNumId w:val="35"/>
   </w:num>
   <w:num w:numId="37" w16cid:durableId="1194461892">
-    <w:abstractNumId w:val="19"/>
+    <w:abstractNumId w:val="20"/>
   </w:num>
   <w:num w:numId="38" w16cid:durableId="1634826863">
-    <w:abstractNumId w:val="21"/>
+    <w:abstractNumId w:val="22"/>
   </w:num>
   <w:num w:numId="39" w16cid:durableId="1112017817">
     <w:abstractNumId w:val="12"/>
   </w:num>
   <w:num w:numId="40" w16cid:durableId="1397364604">
-    <w:abstractNumId w:val="18"/>
+    <w:abstractNumId w:val="19"/>
+  </w:num>
+  <w:num w:numId="41" w16cid:durableId="1347706538">
+    <w:abstractNumId w:val="17"/>
   </w:num>
 </w:numbering>
 </file>
@@ -12442,19 +12864,6 @@
 </file>
 
 <file path=customXml/item1.xml><?xml version="1.0" encoding="utf-8"?>
-<?mso-contentType ?>
-<FormTemplates xmlns="http://schemas.microsoft.com/sharepoint/v3/contenttype/forms">
-  <Display>DocumentLibraryForm</Display>
-  <Edit>DocumentLibraryForm</Edit>
-  <New>DocumentLibraryForm</New>
-</FormTemplates>
-</file>
-
-<file path=customXml/item2.xml><?xml version="1.0" encoding="utf-8"?>
-<b:Sources xmlns:b="http://schemas.openxmlformats.org/officeDocument/2006/bibliography" xmlns="http://schemas.openxmlformats.org/officeDocument/2006/bibliography" SelectedStyle="\APASixthEditionOfficeOnline.xsl" StyleName="APA" Version="6"/>
-</file>
-
-<file path=customXml/item3.xml><?xml version="1.0" encoding="utf-8"?>
 <ct:contentTypeSchema xmlns:ct="http://schemas.microsoft.com/office/2006/metadata/contentType" xmlns:ma="http://schemas.microsoft.com/office/2006/metadata/properties/metaAttributes" ct:_="" ma:_="" ma:contentTypeName="Document" ma:contentTypeID="0x010100851110B7AF7D3C4DB7C7156370273C86" ma:contentTypeVersion="13" ma:contentTypeDescription="Create a new document." ma:contentTypeScope="" ma:versionID="59ad69d827e78aed5ae1d6cacec50574">
   <xsd:schema xmlns:xsd="http://www.w3.org/2001/XMLSchema" xmlns:xs="http://www.w3.org/2001/XMLSchema" xmlns:p="http://schemas.microsoft.com/office/2006/metadata/properties" xmlns:ns3="eb57d1f1-49eb-4c5d-9b7a-e3d383da7c98" xmlns:ns4="9b1f9f09-57de-4186-b85c-3606ea691b7f" targetNamespace="http://schemas.microsoft.com/office/2006/metadata/properties" ma:root="true" ma:fieldsID="961b7c2bd6911749ababc22c3305c903" ns3:_="" ns4:_="">
     <xsd:import namespace="eb57d1f1-49eb-4c5d-9b7a-e3d383da7c98"/>
@@ -12677,29 +13086,26 @@
 </ct:contentTypeSchema>
 </file>
 
-<file path=customXml/item4.xml><?xml version="1.0" encoding="utf-8"?>
+<file path=customXml/item2.xml><?xml version="1.0" encoding="utf-8"?>
 <p:properties xmlns:p="http://schemas.microsoft.com/office/2006/metadata/properties" xmlns:xsi="http://www.w3.org/2001/XMLSchema-instance" xmlns:pc="http://schemas.microsoft.com/office/infopath/2007/PartnerControls">
   <documentManagement/>
 </p:properties>
 </file>
 
-<file path=customXml/itemProps1.xml><?xml version="1.0" encoding="utf-8"?>
-<ds:datastoreItem xmlns:ds="http://schemas.openxmlformats.org/officeDocument/2006/customXml" ds:itemID="{22C9CCD2-F5AB-4259-9652-61653623B920}">
-  <ds:schemaRefs>
-    <ds:schemaRef ds:uri="http://schemas.microsoft.com/sharepoint/v3/contenttype/forms"/>
-  </ds:schemaRefs>
-</ds:datastoreItem>
+<file path=customXml/item3.xml><?xml version="1.0" encoding="utf-8"?>
+<?mso-contentType ?>
+<FormTemplates xmlns="http://schemas.microsoft.com/sharepoint/v3/contenttype/forms">
+  <Display>DocumentLibraryForm</Display>
+  <Edit>DocumentLibraryForm</Edit>
+  <New>DocumentLibraryForm</New>
+</FormTemplates>
 </file>
 
-<file path=customXml/itemProps2.xml><?xml version="1.0" encoding="utf-8"?>
-<ds:datastoreItem xmlns:ds="http://schemas.openxmlformats.org/officeDocument/2006/customXml" ds:itemID="{5AFB4984-995B-4043-9707-4279F38CABDE}">
-  <ds:schemaRefs>
-    <ds:schemaRef ds:uri="http://schemas.openxmlformats.org/officeDocument/2006/bibliography"/>
-  </ds:schemaRefs>
-</ds:datastoreItem>
+<file path=customXml/item4.xml><?xml version="1.0" encoding="utf-8"?>
+<b:Sources xmlns:b="http://schemas.openxmlformats.org/officeDocument/2006/bibliography" xmlns="http://schemas.openxmlformats.org/officeDocument/2006/bibliography" SelectedStyle="\APASixthEditionOfficeOnline.xsl" StyleName="APA" Version="6"/>
 </file>
 
-<file path=customXml/itemProps3.xml><?xml version="1.0" encoding="utf-8"?>
+<file path=customXml/itemProps1.xml><?xml version="1.0" encoding="utf-8"?>
 <ds:datastoreItem xmlns:ds="http://schemas.openxmlformats.org/officeDocument/2006/customXml" ds:itemID="{1106E59A-F616-448A-9F97-436B90EC9C57}">
   <ds:schemaRefs>
     <ds:schemaRef ds:uri="http://schemas.microsoft.com/office/2006/metadata/contentType"/>
@@ -12718,11 +13124,27 @@
 </ds:datastoreItem>
 </file>
 
-<file path=customXml/itemProps4.xml><?xml version="1.0" encoding="utf-8"?>
+<file path=customXml/itemProps2.xml><?xml version="1.0" encoding="utf-8"?>
 <ds:datastoreItem xmlns:ds="http://schemas.openxmlformats.org/officeDocument/2006/customXml" ds:itemID="{26342377-179D-4B80-AD66-26595E91E272}">
   <ds:schemaRefs>
     <ds:schemaRef ds:uri="http://schemas.microsoft.com/office/2006/metadata/properties"/>
     <ds:schemaRef ds:uri="http://schemas.microsoft.com/office/infopath/2007/PartnerControls"/>
   </ds:schemaRefs>
 </ds:datastoreItem>
+</file>
+
+<file path=customXml/itemProps3.xml><?xml version="1.0" encoding="utf-8"?>
+<ds:datastoreItem xmlns:ds="http://schemas.openxmlformats.org/officeDocument/2006/customXml" ds:itemID="{22C9CCD2-F5AB-4259-9652-61653623B920}">
+  <ds:schemaRefs>
+    <ds:schemaRef ds:uri="http://schemas.microsoft.com/sharepoint/v3/contenttype/forms"/>
+  </ds:schemaRefs>
+</ds:datastoreItem>
+</file>
+
+<file path=customXml/itemProps4.xml><?xml version="1.0" encoding="utf-8"?>
+<ds:datastoreItem xmlns:ds="http://schemas.openxmlformats.org/officeDocument/2006/customXml" ds:itemID="{5AFB4984-995B-4043-9707-4279F38CABDE}">
+  <ds:schemaRefs>
+    <ds:schemaRef ds:uri="http://schemas.openxmlformats.org/officeDocument/2006/bibliography"/>
+  </ds:schemaRefs>
+</ds:datastoreItem>
 </file>